--- a/2. Building with the Claude API/Modulo2_05_Tool_Use_with_Claude.docx
+++ b/2. Building with the Claude API/Modulo2_05_Tool_Use_with_Claude.docx
@@ -44,6 +44,9 @@
     <w:p>
       <w:pPr>
         <w:spacing w:after="100"/>
+        <w:rPr>
+          <w:lang w:val="en-US"/>
+        </w:rPr>
       </w:pPr>
       <w:r>
         <w:rPr>
@@ -52,6 +55,7 @@
           <w:color w:val="7A5A2E"/>
           <w:sz w:val="30"/>
           <w:szCs w:val="30"/>
+          <w:lang w:val="en-US"/>
         </w:rPr>
         <w:t>Contents</w:t>
       </w:r>
@@ -244,7 +248,14 @@
         <w:rPr>
           <w:lang w:val="en-US"/>
         </w:rPr>
-        <w:t>Tools let Claude access information from outside its training data. Tool use is a structured back-and-forth between your application and Claude: Claude asks for the extra data it needs, your server fetches it, and Claude finishes the response using that fresh information.</w:t>
+        <w:t xml:space="preserve">Tools let Claude access information from outside its training data. Tool use is a structured back-and-forth between your application and Claude: </w:t>
+      </w:r>
+      <w:r>
+        <w:rPr>
+          <w:highlight w:val="yellow"/>
+          <w:lang w:val="en-US"/>
+        </w:rPr>
+        <w:t>Claude asks for the extra data it needs, your server fetches it, and Claude finishes the response using that fresh information.</w:t>
       </w:r>
     </w:p>
     <w:p>
@@ -552,7 +563,20 @@
         <w:rPr>
           <w:lang w:val="en-US"/>
         </w:rPr>
-        <w:t>Asked "What's the weather in San Francisco, California?", Claude can only reply that it doesn't have access to up-to-date weather information — its training data has no way of knowing current conditions. That's a frustrating dead end for anything Claude could otherwise help with if it just had access to fresh data.</w:t>
+        <w:t xml:space="preserve">Asked "What's the weather in San Francisco, California?", Claude can only reply that it doesn't have access to up-to-date weather information — </w:t>
+      </w:r>
+      <w:r>
+        <w:rPr>
+          <w:highlight w:val="yellow"/>
+          <w:lang w:val="en-US"/>
+        </w:rPr>
+        <w:t>its training data has no way of knowing current conditions</w:t>
+      </w:r>
+      <w:r>
+        <w:rPr>
+          <w:lang w:val="en-US"/>
+        </w:rPr>
+        <w:t>. That's a frustrating dead end for anything Claude could otherwise help with if it just had access to fresh data.</w:t>
       </w:r>
     </w:p>
     <w:p>
@@ -1237,6 +1261,7 @@
       <w:r>
         <w:rPr>
           <w:rFonts w:ascii="Arial" w:hAnsi="Arial" w:cs="Arial"/>
+          <w:highlight w:val="yellow"/>
           <w:lang w:val="en-US"/>
         </w:rPr>
         <w:t>B) Claude only knows information from its training data, which has no real-time data</w:t>
@@ -1340,6 +1365,7 @@
       <w:r>
         <w:rPr>
           <w:rFonts w:ascii="Arial" w:hAnsi="Arial" w:cs="Arial"/>
+          <w:highlight w:val="yellow"/>
           <w:lang w:val="en-US"/>
         </w:rPr>
         <w:t>B) Initial Request → Tool Request → Data Retrieval → Final Response</w:t>
@@ -1515,7 +1541,17 @@
           <w:bCs/>
           <w:lang w:val="en-US"/>
         </w:rPr>
-        <w:t>4. In the weather example, what does Claude do after receiving the current weather data back from the server?</w:t>
+        <w:t xml:space="preserve">4. </w:t>
+      </w:r>
+      <w:r>
+        <w:rPr>
+          <w:rFonts w:ascii="Arial" w:hAnsi="Arial" w:cs="Arial"/>
+          <w:b/>
+          <w:bCs/>
+          <w:color w:val="EE0000"/>
+          <w:lang w:val="en-US"/>
+        </w:rPr>
+        <w:t>In the weather example, what does Claude do after receiving the current weather data back from the server?</w:t>
       </w:r>
     </w:p>
     <w:p>
@@ -1564,6 +1600,7 @@
       <w:r>
         <w:rPr>
           <w:rFonts w:ascii="Arial" w:hAnsi="Arial" w:cs="Arial"/>
+          <w:highlight w:val="yellow"/>
           <w:lang w:val="en-US"/>
         </w:rPr>
         <w:t>C) It generates a final response combining the original question with the fresh data</w:t>
@@ -1667,6 +1704,7 @@
       <w:r>
         <w:rPr>
           <w:rFonts w:ascii="Arial" w:hAnsi="Arial" w:cs="Arial"/>
+          <w:highlight w:val="yellow"/>
           <w:lang w:val="en-US"/>
         </w:rPr>
         <w:t>C) External system integration — connecting Claude to databases, APIs, and other services</w:t>
